--- a/dataset/guides/SYS/manual/IT-SYS-003-M_사내 시스템 장애 신고·이관 처리 매뉴얼.docx
+++ b/dataset/guides/SYS/manual/IT-SYS-003-M_사내 시스템 장애 신고·이관 처리 매뉴얼.docx
@@ -3727,7 +3727,7 @@
         <w:rPr>
           <w:rFonts w:ascii="맑은 고딕" w:cs="맑은 고딕" w:eastAsia="맑은 고딕" w:hAnsi="맑은 고딕"/>
         </w:rPr>
-        <w:t xml:space="preserve">※ 이렇게 말하면 됩니다: "영업기획팀 김하늘입니다. ERP가 10시부터 로딩만 되고 저장이 안 됩니다. 우리 팀과 재무팀이 모두 같습니다. 오늘 마감 작업이 있습니다."</w:t>
+        <w:t xml:space="preserve">※ 이렇게 말하면 됩니다: "영업기획팀 김하늘입니다. ERP가 10시부터 로딩만 되고 저장이 안 됩니다. 우리 팀과 다른 팀도 모두 같습니다. 오늘 마감 작업이 있습니다."</w:t>
       </w:r>
     </w:p>
     <w:p>
